--- a/docs/word/04 - Índice.docx
+++ b/docs/word/04 - Índice.docx
@@ -92,7 +92,7 @@
           <w:sz w:val="22"/>
           <w:szCs w:val="22"/>
         </w:rPr>
-        <w:t xml:space="preserve">Atualizado em 17 de outubro de 2026</w:t>
+        <w:t xml:space="preserve">Atualizado em 23 de outubro de 2026</w:t>
       </w:r>
     </w:p>
     <w:p>
@@ -118,11 +118,11 @@
       <w:pPr>
         <w:pStyle w:val="Heading1"/>
       </w:pPr>
-      <w:bookmarkStart w:name="_Toc39" w:id="39"/>
+      <w:bookmarkStart w:name="_Toc42" w:id="42"/>
       <w:r>
         <w:t xml:space="preserve">Sumário</w:t>
       </w:r>
-      <w:bookmarkEnd w:id="39"/>
+      <w:bookmarkEnd w:id="42"/>
     </w:p>
     <w:p>
       <w:r>
@@ -153,7 +153,7 @@
             <w:instrText xml:space="preserve">TOC \h \o "1-2"</w:instrText>
             <w:fldChar w:fldCharType="separate"/>
           </w:r>
-          <w:hyperlink w:history="1" w:anchor="_Toc39">
+          <w:hyperlink w:history="1" w:anchor="_Toc42">
             <w:r>
               <w:t xml:space="preserve">Sumário</w:t>
             </w:r>
@@ -162,7 +162,7 @@
             </w:r>
             <w:r>
               <w:fldChar w:fldCharType="begin" w:dirty="true"/>
-              <w:instrText xml:space="preserve">PAGEREF _Toc39 \h</w:instrText>
+              <w:instrText xml:space="preserve">PAGEREF _Toc42 \h</w:instrText>
               <w:fldChar w:fldCharType="separate"/>
               <w:fldChar w:fldCharType="end"/>
             </w:r>
@@ -175,78 +175,9 @@
               <w:tab w:val="right" w:pos="9638" w:leader="dot"/>
             </w:tabs>
           </w:pPr>
-          <w:hyperlink w:history="1" w:anchor="_Toc40">
+          <w:hyperlink w:history="1" w:anchor="_Toc43">
             <w:r>
               <w:t xml:space="preserve">Índice e mapa da documentação</w:t>
-            </w:r>
-            <w:r>
-              <w:tab/>
-            </w:r>
-            <w:r>
-              <w:fldChar w:fldCharType="begin" w:dirty="true"/>
-              <w:instrText xml:space="preserve">PAGEREF _Toc40 \h</w:instrText>
-              <w:fldChar w:fldCharType="separate"/>
-              <w:fldChar w:fldCharType="end"/>
-            </w:r>
-          </w:hyperlink>
-        </w:p>
-        <w:p>
-          <w:pPr>
-            <w:pStyle w:val="TOC2"/>
-            <w:tabs>
-              <w:tab w:val="right" w:pos="9638" w:leader="dot"/>
-            </w:tabs>
-            <w:ind w:left="220"/>
-          </w:pPr>
-          <w:hyperlink w:history="1" w:anchor="_Toc41">
-            <w:r>
-              <w:t xml:space="preserve">Em um minuto</w:t>
-            </w:r>
-            <w:r>
-              <w:tab/>
-            </w:r>
-            <w:r>
-              <w:fldChar w:fldCharType="begin" w:dirty="true"/>
-              <w:instrText xml:space="preserve">PAGEREF _Toc41 \h</w:instrText>
-              <w:fldChar w:fldCharType="separate"/>
-              <w:fldChar w:fldCharType="end"/>
-            </w:r>
-          </w:hyperlink>
-        </w:p>
-        <w:p>
-          <w:pPr>
-            <w:pStyle w:val="TOC2"/>
-            <w:tabs>
-              <w:tab w:val="right" w:pos="9638" w:leader="dot"/>
-            </w:tabs>
-            <w:ind w:left="220"/>
-          </w:pPr>
-          <w:hyperlink w:history="1" w:anchor="_Toc42">
-            <w:r>
-              <w:t xml:space="preserve">Fluxograma geral</w:t>
-            </w:r>
-            <w:r>
-              <w:tab/>
-            </w:r>
-            <w:r>
-              <w:fldChar w:fldCharType="begin" w:dirty="true"/>
-              <w:instrText xml:space="preserve">PAGEREF _Toc42 \h</w:instrText>
-              <w:fldChar w:fldCharType="separate"/>
-              <w:fldChar w:fldCharType="end"/>
-            </w:r>
-          </w:hyperlink>
-        </w:p>
-        <w:p>
-          <w:pPr>
-            <w:pStyle w:val="TOC2"/>
-            <w:tabs>
-              <w:tab w:val="right" w:pos="9638" w:leader="dot"/>
-            </w:tabs>
-            <w:ind w:left="220"/>
-          </w:pPr>
-          <w:hyperlink w:history="1" w:anchor="_Toc43">
-            <w:r>
-              <w:t xml:space="preserve">Documentos</w:t>
             </w:r>
             <w:r>
               <w:tab/>
@@ -269,7 +200,7 @@
           </w:pPr>
           <w:hyperlink w:history="1" w:anchor="_Toc44">
             <w:r>
-              <w:t xml:space="preserve">Mapa do repositório</w:t>
+              <w:t xml:space="preserve">Em um minuto</w:t>
             </w:r>
             <w:r>
               <w:tab/>
@@ -277,6 +208,75 @@
             <w:r>
               <w:fldChar w:fldCharType="begin" w:dirty="true"/>
               <w:instrText xml:space="preserve">PAGEREF _Toc44 \h</w:instrText>
+              <w:fldChar w:fldCharType="separate"/>
+              <w:fldChar w:fldCharType="end"/>
+            </w:r>
+          </w:hyperlink>
+        </w:p>
+        <w:p>
+          <w:pPr>
+            <w:pStyle w:val="TOC2"/>
+            <w:tabs>
+              <w:tab w:val="right" w:pos="9638" w:leader="dot"/>
+            </w:tabs>
+            <w:ind w:left="220"/>
+          </w:pPr>
+          <w:hyperlink w:history="1" w:anchor="_Toc45">
+            <w:r>
+              <w:t xml:space="preserve">Fluxograma geral</w:t>
+            </w:r>
+            <w:r>
+              <w:tab/>
+            </w:r>
+            <w:r>
+              <w:fldChar w:fldCharType="begin" w:dirty="true"/>
+              <w:instrText xml:space="preserve">PAGEREF _Toc45 \h</w:instrText>
+              <w:fldChar w:fldCharType="separate"/>
+              <w:fldChar w:fldCharType="end"/>
+            </w:r>
+          </w:hyperlink>
+        </w:p>
+        <w:p>
+          <w:pPr>
+            <w:pStyle w:val="TOC2"/>
+            <w:tabs>
+              <w:tab w:val="right" w:pos="9638" w:leader="dot"/>
+            </w:tabs>
+            <w:ind w:left="220"/>
+          </w:pPr>
+          <w:hyperlink w:history="1" w:anchor="_Toc46">
+            <w:r>
+              <w:t xml:space="preserve">Documentos</w:t>
+            </w:r>
+            <w:r>
+              <w:tab/>
+            </w:r>
+            <w:r>
+              <w:fldChar w:fldCharType="begin" w:dirty="true"/>
+              <w:instrText xml:space="preserve">PAGEREF _Toc46 \h</w:instrText>
+              <w:fldChar w:fldCharType="separate"/>
+              <w:fldChar w:fldCharType="end"/>
+            </w:r>
+          </w:hyperlink>
+        </w:p>
+        <w:p>
+          <w:pPr>
+            <w:pStyle w:val="TOC2"/>
+            <w:tabs>
+              <w:tab w:val="right" w:pos="9638" w:leader="dot"/>
+            </w:tabs>
+            <w:ind w:left="220"/>
+          </w:pPr>
+          <w:hyperlink w:history="1" w:anchor="_Toc47">
+            <w:r>
+              <w:t xml:space="preserve">Mapa do repositório</w:t>
+            </w:r>
+            <w:r>
+              <w:tab/>
+            </w:r>
+            <w:r>
+              <w:fldChar w:fldCharType="begin" w:dirty="true"/>
+              <w:instrText xml:space="preserve">PAGEREF _Toc47 \h</w:instrText>
               <w:fldChar w:fldCharType="separate"/>
               <w:fldChar w:fldCharType="end"/>
             </w:r>
@@ -294,21 +294,21 @@
         <w:pStyle w:val="Heading1"/>
         <w:pageBreakBefore/>
       </w:pPr>
-      <w:bookmarkStart w:name="_Toc40" w:id="40"/>
+      <w:bookmarkStart w:name="_Toc43" w:id="43"/>
       <w:r>
         <w:t xml:space="preserve">Índice e mapa da documentação</w:t>
       </w:r>
-      <w:bookmarkEnd w:id="40"/>
+      <w:bookmarkEnd w:id="43"/>
     </w:p>
     <w:p>
       <w:pPr>
         <w:pStyle w:val="Heading2"/>
       </w:pPr>
-      <w:bookmarkStart w:name="_Toc41" w:id="41"/>
+      <w:bookmarkStart w:name="_Toc44" w:id="44"/>
       <w:r>
         <w:t xml:space="preserve">Em um minuto</w:t>
       </w:r>
-      <w:bookmarkEnd w:id="41"/>
+      <w:bookmarkEnd w:id="44"/>
     </w:p>
     <w:p>
       <w:pPr>
@@ -390,20 +390,10 @@
           <w:b/>
           <w:bCs/>
         </w:rPr>
-        <w:t xml:space="preserve">Liberação:</w:t>
-      </w:r>
-      <w:r>
-        <w:t xml:space="preserve"> </w:t>
-      </w:r>
-      <w:r>
-        <w:rPr>
-          <w:b/>
-          <w:bCs/>
-        </w:rPr>
-        <w:t xml:space="preserve">manual</w:t>
-      </w:r>
-      <w:r>
-        <w:t xml:space="preserve">, pelo painel web, com motivo obrigatório. Pode ser antes do fim do prazo. A liberação automática das 02:00 foi desativada.</w:t>
+        <w:t xml:space="preserve">Liberação depois do prazo:</w:t>
+      </w:r>
+      <w:r>
+        <w:t xml:space="preserve"> automática, num workflow n8n às 02:00. Só reativa quem o próprio sistema bloqueou, e grava tudo na auditoria.</w:t>
       </w:r>
     </w:p>
     <w:p>
@@ -420,10 +410,20 @@
           <w:b/>
           <w:bCs/>
         </w:rPr>
-        <w:t xml:space="preserve">Painel rápido:</w:t>
-      </w:r>
-      <w:r>
-        <w:t xml:space="preserve"> ao entrar, prepara todas as telas de uma vez; depois, a navegação não espera o servidor.</w:t>
+        <w:t xml:space="preserve">Liberação antes do prazo:</w:t>
+      </w:r>
+      <w:r>
+        <w:t xml:space="preserve"> só com uma </w:t>
+      </w:r>
+      <w:r>
+        <w:rPr>
+          <w:b/>
+          <w:bCs/>
+        </w:rPr>
+        <w:t xml:space="preserve">solicitação de desbloqueio</w:t>
+      </w:r>
+      <w:r>
+        <w:t xml:space="preserve"> aprovada pelo administrador. Qualquer usuário (a recepção, por exemplo) abre o pedido, com o motivo; o admin aprova ou recusa; Editor ou Admin libera no CNN.</w:t>
       </w:r>
     </w:p>
     <w:p>
@@ -440,10 +440,10 @@
           <w:b/>
           <w:bCs/>
         </w:rPr>
-        <w:t xml:space="preserve">Bloquear pelo painel:</w:t>
-      </w:r>
-      <w:r>
-        <w:t xml:space="preserve"> roda o fluxo de bloqueio só para um paciente (busca a agenda dele, grava as faltas novas e bloqueia pelo prazo da falta vigente).</w:t>
+        <w:t xml:space="preserve">Painel rápido:</w:t>
+      </w:r>
+      <w:r>
+        <w:t xml:space="preserve"> ao entrar, prepara todas as telas de uma vez; depois, a navegação não espera o servidor.</w:t>
       </w:r>
     </w:p>
     <w:p>
@@ -460,10 +460,30 @@
           <w:b/>
           <w:bCs/>
         </w:rPr>
+        <w:t xml:space="preserve">Bloquear pelo painel:</w:t>
+      </w:r>
+      <w:r>
+        <w:t xml:space="preserve"> roda o fluxo de bloqueio só para um paciente (busca a agenda dele, grava as faltas novas e bloqueia pela falta vigente, se o prazo dela ainda corre).</w:t>
+      </w:r>
+    </w:p>
+    <w:p>
+      <w:pPr>
+        <w:pStyle w:val="ListParagraph"/>
+        <w:numPr>
+          <w:ilvl w:val="0"/>
+          <w:numId w:val="2"/>
+        </w:numPr>
+        <w:spacing w:after="60"/>
+      </w:pPr>
+      <w:r>
+        <w:rPr>
+          <w:b/>
+          <w:bCs/>
+        </w:rPr>
         <w:t xml:space="preserve">Usuários:</w:t>
       </w:r>
       <w:r>
-        <w:t xml:space="preserve"> cada pessoa tem login próprio, com perfil Leitor (só vê), Editor (libera e bloqueia) ou Admin (também gerencia usuários). Os usuários ficam em </w:t>
+        <w:t xml:space="preserve"> cada pessoa tem login próprio, com perfil Leitor (vê e abre solicitações), Editor (também bloqueia e libera o que foi aprovado) ou Admin (também aprova solicitações e gerencia usuários). Os usuários ficam em </w:t>
       </w:r>
       <w:r>
         <w:rPr>
@@ -600,11 +620,11 @@
       <w:pPr>
         <w:pStyle w:val="Heading2"/>
       </w:pPr>
-      <w:bookmarkStart w:name="_Toc42" w:id="42"/>
+      <w:bookmarkStart w:name="_Toc45" w:id="45"/>
       <w:r>
         <w:t xml:space="preserve">Fluxograma geral</w:t>
       </w:r>
-      <w:bookmarkEnd w:id="42"/>
+      <w:bookmarkEnd w:id="45"/>
     </w:p>
     <w:p>
       <w:pPr>
@@ -614,7 +634,7 @@
       <w:r>
         <w:drawing>
           <wp:inline distT="0" distB="0" distL="0" distR="0">
-            <wp:extent cx="5905500" cy="4695825"/>
+            <wp:extent cx="5905500" cy="6381750"/>
             <wp:effectExtent t="0" r="0" b="0" l="0"/>
             <wp:docPr id="9" name="" descr="" title=""/>
             <wp:cNvGraphicFramePr>
@@ -639,7 +659,7 @@
                   <pic:spPr bwMode="auto">
                     <a:xfrm>
                       <a:off x="0" y="0"/>
-                      <a:ext cx="5905500" cy="4695825"/>
+                      <a:ext cx="5905500" cy="6381750"/>
                     </a:xfrm>
                     <a:prstGeom prst="rect">
                       <a:avLst/>
@@ -656,11 +676,11 @@
       <w:pPr>
         <w:pStyle w:val="Heading2"/>
       </w:pPr>
-      <w:bookmarkStart w:name="_Toc43" w:id="43"/>
+      <w:bookmarkStart w:name="_Toc46" w:id="46"/>
       <w:r>
         <w:t xml:space="preserve">Documentos</w:t>
       </w:r>
-      <w:bookmarkEnd w:id="43"/>
+      <w:bookmarkEnd w:id="46"/>
     </w:p>
     <w:p>
       <w:pPr>
@@ -718,9 +738,9 @@
         <w:tblLayout w:type="fixed"/>
       </w:tblPr>
       <w:tblGrid>
-        <w:gridCol w:w="2835"/>
-        <w:gridCol w:w="2428"/>
-        <w:gridCol w:w="4376"/>
+        <w:gridCol w:w="3067"/>
+        <w:gridCol w:w="2345"/>
+        <w:gridCol w:w="4226"/>
       </w:tblGrid>
       <w:tr>
         <w:trPr>
@@ -728,7 +748,7 @@
         </w:trPr>
         <w:tc>
           <w:tcPr>
-            <w:tcW w:type="dxa" w:w="2835"/>
+            <w:tcW w:type="dxa" w:w="3067"/>
             <w:shd w:fill="1C1FC8" w:color="auto" w:val="clear"/>
             <w:tcMar>
               <w:top w:type="dxa" w:w="60"/>
@@ -753,7 +773,7 @@
         </w:tc>
         <w:tc>
           <w:tcPr>
-            <w:tcW w:type="dxa" w:w="2428"/>
+            <w:tcW w:type="dxa" w:w="2345"/>
             <w:shd w:fill="1C1FC8" w:color="auto" w:val="clear"/>
             <w:tcMar>
               <w:top w:type="dxa" w:w="60"/>
@@ -778,7 +798,7 @@
         </w:tc>
         <w:tc>
           <w:tcPr>
-            <w:tcW w:type="dxa" w:w="4376"/>
+            <w:tcW w:type="dxa" w:w="4226"/>
             <w:shd w:fill="1C1FC8" w:color="auto" w:val="clear"/>
             <w:tcMar>
               <w:top w:type="dxa" w:w="60"/>
@@ -808,7 +828,7 @@
         </w:trPr>
         <w:tc>
           <w:tcPr>
-            <w:tcW w:type="dxa" w:w="2835"/>
+            <w:tcW w:type="dxa" w:w="3067"/>
             <w:tcMar>
               <w:top w:type="dxa" w:w="60"/>
               <w:left w:type="dxa" w:w="100"/>
@@ -830,7 +850,7 @@
         </w:tc>
         <w:tc>
           <w:tcPr>
-            <w:tcW w:type="dxa" w:w="2428"/>
+            <w:tcW w:type="dxa" w:w="2345"/>
             <w:tcMar>
               <w:top w:type="dxa" w:w="60"/>
               <w:left w:type="dxa" w:w="100"/>
@@ -849,7 +869,7 @@
         </w:tc>
         <w:tc>
           <w:tcPr>
-            <w:tcW w:type="dxa" w:w="4376"/>
+            <w:tcW w:type="dxa" w:w="4226"/>
             <w:tcMar>
               <w:top w:type="dxa" w:w="60"/>
               <w:left w:type="dxa" w:w="100"/>
@@ -873,7 +893,7 @@
         </w:trPr>
         <w:tc>
           <w:tcPr>
-            <w:tcW w:type="dxa" w:w="2835"/>
+            <w:tcW w:type="dxa" w:w="3067"/>
             <w:shd w:fill="F6F4FE" w:color="auto" w:val="clear"/>
             <w:tcMar>
               <w:top w:type="dxa" w:w="60"/>
@@ -896,7 +916,7 @@
         </w:tc>
         <w:tc>
           <w:tcPr>
-            <w:tcW w:type="dxa" w:w="2428"/>
+            <w:tcW w:type="dxa" w:w="2345"/>
             <w:shd w:fill="F6F4FE" w:color="auto" w:val="clear"/>
             <w:tcMar>
               <w:top w:type="dxa" w:w="60"/>
@@ -916,7 +936,7 @@
         </w:tc>
         <w:tc>
           <w:tcPr>
-            <w:tcW w:type="dxa" w:w="4376"/>
+            <w:tcW w:type="dxa" w:w="4226"/>
             <w:shd w:fill="F6F4FE" w:color="auto" w:val="clear"/>
             <w:tcMar>
               <w:top w:type="dxa" w:w="60"/>
@@ -941,7 +961,7 @@
         </w:trPr>
         <w:tc>
           <w:tcPr>
-            <w:tcW w:type="dxa" w:w="2835"/>
+            <w:tcW w:type="dxa" w:w="3067"/>
             <w:tcMar>
               <w:top w:type="dxa" w:w="60"/>
               <w:left w:type="dxa" w:w="100"/>
@@ -963,7 +983,7 @@
         </w:tc>
         <w:tc>
           <w:tcPr>
-            <w:tcW w:type="dxa" w:w="2428"/>
+            <w:tcW w:type="dxa" w:w="2345"/>
             <w:tcMar>
               <w:top w:type="dxa" w:w="60"/>
               <w:left w:type="dxa" w:w="100"/>
@@ -982,20 +1002,20 @@
         </w:tc>
         <w:tc>
           <w:tcPr>
-            <w:tcW w:type="dxa" w:w="4376"/>
-            <w:tcMar>
-              <w:top w:type="dxa" w:w="60"/>
-              <w:left w:type="dxa" w:w="100"/>
-              <w:bottom w:type="dxa" w:w="60"/>
-              <w:right w:type="dxa" w:w="100"/>
-            </w:tcMar>
-          </w:tcPr>
-          <w:p>
-            <w:pPr>
-              <w:spacing w:after="40" w:before="40"/>
-            </w:pPr>
-            <w:r>
-              <w:t xml:space="preserve">As regras de negócio (R1 a R69): faltas, ciclo, prazos, bloqueio, liberação, auditoria, usuários, LGPD, desempenho</w:t>
+            <w:tcW w:type="dxa" w:w="4226"/>
+            <w:tcMar>
+              <w:top w:type="dxa" w:w="60"/>
+              <w:left w:type="dxa" w:w="100"/>
+              <w:bottom w:type="dxa" w:w="60"/>
+              <w:right w:type="dxa" w:w="100"/>
+            </w:tcMar>
+          </w:tcPr>
+          <w:p>
+            <w:pPr>
+              <w:spacing w:after="40" w:before="40"/>
+            </w:pPr>
+            <w:r>
+              <w:t xml:space="preserve">As regras de negócio (R1 a R85): faltas, ciclo, prazos, bloqueio, liberação, auditoria, usuários, LGPD, desempenho</w:t>
             </w:r>
           </w:p>
         </w:tc>
@@ -1006,7 +1026,7 @@
         </w:trPr>
         <w:tc>
           <w:tcPr>
-            <w:tcW w:type="dxa" w:w="2835"/>
+            <w:tcW w:type="dxa" w:w="3067"/>
             <w:shd w:fill="F6F4FE" w:color="auto" w:val="clear"/>
             <w:tcMar>
               <w:top w:type="dxa" w:w="60"/>
@@ -1029,7 +1049,7 @@
         </w:tc>
         <w:tc>
           <w:tcPr>
-            <w:tcW w:type="dxa" w:w="2428"/>
+            <w:tcW w:type="dxa" w:w="2345"/>
             <w:shd w:fill="F6F4FE" w:color="auto" w:val="clear"/>
             <w:tcMar>
               <w:top w:type="dxa" w:w="60"/>
@@ -1049,7 +1069,7 @@
         </w:tc>
         <w:tc>
           <w:tcPr>
-            <w:tcW w:type="dxa" w:w="4376"/>
+            <w:tcW w:type="dxa" w:w="4226"/>
             <w:shd w:fill="F6F4FE" w:color="auto" w:val="clear"/>
             <w:tcMar>
               <w:top w:type="dxa" w:w="60"/>
@@ -1074,7 +1094,7 @@
         </w:trPr>
         <w:tc>
           <w:tcPr>
-            <w:tcW w:type="dxa" w:w="2835"/>
+            <w:tcW w:type="dxa" w:w="3067"/>
             <w:tcMar>
               <w:top w:type="dxa" w:w="60"/>
               <w:left w:type="dxa" w:w="100"/>
@@ -1096,7 +1116,7 @@
         </w:tc>
         <w:tc>
           <w:tcPr>
-            <w:tcW w:type="dxa" w:w="2428"/>
+            <w:tcW w:type="dxa" w:w="2345"/>
             <w:tcMar>
               <w:top w:type="dxa" w:w="60"/>
               <w:left w:type="dxa" w:w="100"/>
@@ -1115,7 +1135,7 @@
         </w:tc>
         <w:tc>
           <w:tcPr>
-            <w:tcW w:type="dxa" w:w="4376"/>
+            <w:tcW w:type="dxa" w:w="4226"/>
             <w:tcMar>
               <w:top w:type="dxa" w:w="60"/>
               <w:left w:type="dxa" w:w="100"/>
@@ -1139,7 +1159,7 @@
         </w:trPr>
         <w:tc>
           <w:tcPr>
-            <w:tcW w:type="dxa" w:w="2835"/>
+            <w:tcW w:type="dxa" w:w="3067"/>
             <w:shd w:fill="F6F4FE" w:color="auto" w:val="clear"/>
             <w:tcMar>
               <w:top w:type="dxa" w:w="60"/>
@@ -1162,7 +1182,7 @@
         </w:tc>
         <w:tc>
           <w:tcPr>
-            <w:tcW w:type="dxa" w:w="2428"/>
+            <w:tcW w:type="dxa" w:w="2345"/>
             <w:shd w:fill="F6F4FE" w:color="auto" w:val="clear"/>
             <w:tcMar>
               <w:top w:type="dxa" w:w="60"/>
@@ -1182,7 +1202,7 @@
         </w:tc>
         <w:tc>
           <w:tcPr>
-            <w:tcW w:type="dxa" w:w="4376"/>
+            <w:tcW w:type="dxa" w:w="4226"/>
             <w:shd w:fill="F6F4FE" w:color="auto" w:val="clear"/>
             <w:tcMar>
               <w:top w:type="dxa" w:w="60"/>
@@ -1207,7 +1227,7 @@
         </w:trPr>
         <w:tc>
           <w:tcPr>
-            <w:tcW w:type="dxa" w:w="2835"/>
+            <w:tcW w:type="dxa" w:w="3067"/>
             <w:tcMar>
               <w:top w:type="dxa" w:w="60"/>
               <w:left w:type="dxa" w:w="100"/>
@@ -1229,7 +1249,7 @@
         </w:tc>
         <w:tc>
           <w:tcPr>
-            <w:tcW w:type="dxa" w:w="2428"/>
+            <w:tcW w:type="dxa" w:w="2345"/>
             <w:tcMar>
               <w:top w:type="dxa" w:w="60"/>
               <w:left w:type="dxa" w:w="100"/>
@@ -1248,7 +1268,7 @@
         </w:tc>
         <w:tc>
           <w:tcPr>
-            <w:tcW w:type="dxa" w:w="4376"/>
+            <w:tcW w:type="dxa" w:w="4226"/>
             <w:tcMar>
               <w:top w:type="dxa" w:w="60"/>
               <w:left w:type="dxa" w:w="100"/>
@@ -1272,7 +1292,7 @@
         </w:trPr>
         <w:tc>
           <w:tcPr>
-            <w:tcW w:type="dxa" w:w="2835"/>
+            <w:tcW w:type="dxa" w:w="3067"/>
             <w:shd w:fill="F6F4FE" w:color="auto" w:val="clear"/>
             <w:tcMar>
               <w:top w:type="dxa" w:w="60"/>
@@ -1295,7 +1315,7 @@
         </w:tc>
         <w:tc>
           <w:tcPr>
-            <w:tcW w:type="dxa" w:w="2428"/>
+            <w:tcW w:type="dxa" w:w="2345"/>
             <w:shd w:fill="F6F4FE" w:color="auto" w:val="clear"/>
             <w:tcMar>
               <w:top w:type="dxa" w:w="60"/>
@@ -1315,7 +1335,7 @@
         </w:tc>
         <w:tc>
           <w:tcPr>
-            <w:tcW w:type="dxa" w:w="4376"/>
+            <w:tcW w:type="dxa" w:w="4226"/>
             <w:shd w:fill="F6F4FE" w:color="auto" w:val="clear"/>
             <w:tcMar>
               <w:top w:type="dxa" w:w="60"/>
@@ -1340,7 +1360,7 @@
         </w:trPr>
         <w:tc>
           <w:tcPr>
-            <w:tcW w:type="dxa" w:w="2835"/>
+            <w:tcW w:type="dxa" w:w="3067"/>
             <w:tcMar>
               <w:top w:type="dxa" w:w="60"/>
               <w:left w:type="dxa" w:w="100"/>
@@ -1362,7 +1382,7 @@
         </w:tc>
         <w:tc>
           <w:tcPr>
-            <w:tcW w:type="dxa" w:w="2428"/>
+            <w:tcW w:type="dxa" w:w="2345"/>
             <w:tcMar>
               <w:top w:type="dxa" w:w="60"/>
               <w:left w:type="dxa" w:w="100"/>
@@ -1381,7 +1401,7 @@
         </w:tc>
         <w:tc>
           <w:tcPr>
-            <w:tcW w:type="dxa" w:w="4376"/>
+            <w:tcW w:type="dxa" w:w="4226"/>
             <w:tcMar>
               <w:top w:type="dxa" w:w="60"/>
               <w:left w:type="dxa" w:w="100"/>
@@ -1405,7 +1425,7 @@
         </w:trPr>
         <w:tc>
           <w:tcPr>
-            <w:tcW w:type="dxa" w:w="2835"/>
+            <w:tcW w:type="dxa" w:w="3067"/>
             <w:shd w:fill="F6F4FE" w:color="auto" w:val="clear"/>
             <w:tcMar>
               <w:top w:type="dxa" w:w="60"/>
@@ -1422,13 +1442,13 @@
               <w:rPr>
                 <w:color w:val="1C1FC8"/>
               </w:rPr>
-              <w:t xml:space="preserve">liberacao.md</w:t>
-            </w:r>
-          </w:p>
-        </w:tc>
-        <w:tc>
-          <w:tcPr>
-            <w:tcW w:type="dxa" w:w="2428"/>
+              <w:t xml:space="preserve">fluxos/solicitacoes.md</w:t>
+            </w:r>
+          </w:p>
+        </w:tc>
+        <w:tc>
+          <w:tcPr>
+            <w:tcW w:type="dxa" w:w="2345"/>
             <w:shd w:fill="F6F4FE" w:color="auto" w:val="clear"/>
             <w:tcMar>
               <w:top w:type="dxa" w:w="60"/>
@@ -1442,13 +1462,13 @@
               <w:spacing w:after="40" w:before="40"/>
             </w:pPr>
             <w:r>
-              <w:t xml:space="preserve">Quem mantém</w:t>
-            </w:r>
-          </w:p>
-        </w:tc>
-        <w:tc>
-          <w:tcPr>
-            <w:tcW w:type="dxa" w:w="4376"/>
+              <w:t xml:space="preserve">Quem mantém ou opera</w:t>
+            </w:r>
+          </w:p>
+        </w:tc>
+        <w:tc>
+          <w:tcPr>
+            <w:tcW w:type="dxa" w:w="4226"/>
             <w:shd w:fill="F6F4FE" w:color="auto" w:val="clear"/>
             <w:tcMar>
               <w:top w:type="dxa" w:w="60"/>
@@ -1462,17 +1482,7 @@
               <w:spacing w:after="40" w:before="40"/>
             </w:pPr>
             <w:r>
-              <w:t xml:space="preserve">Workflow de liberação automática (</w:t>
-            </w:r>
-            <w:r>
-              <w:rPr>
-                <w:b/>
-                <w:bCs/>
-              </w:rPr>
-              <w:t xml:space="preserve">desativado</w:t>
-            </w:r>
-            <w:r>
-              <w:t xml:space="preserve">)</w:t>
+              <w:t xml:space="preserve">Workflow CNN Painel - Solicitações (pedidos de desbloqueio: quem pode pedir, aprovar, liberar)</w:t>
             </w:r>
           </w:p>
         </w:tc>
@@ -1483,7 +1493,7 @@
         </w:trPr>
         <w:tc>
           <w:tcPr>
-            <w:tcW w:type="dxa" w:w="2835"/>
+            <w:tcW w:type="dxa" w:w="3067"/>
             <w:tcMar>
               <w:top w:type="dxa" w:w="60"/>
               <w:left w:type="dxa" w:w="100"/>
@@ -1499,45 +1509,45 @@
               <w:rPr>
                 <w:color w:val="1C1FC8"/>
               </w:rPr>
-              <w:t xml:space="preserve">api-cnn.md</w:t>
-            </w:r>
-          </w:p>
-        </w:tc>
-        <w:tc>
-          <w:tcPr>
-            <w:tcW w:type="dxa" w:w="2428"/>
-            <w:tcMar>
-              <w:top w:type="dxa" w:w="60"/>
-              <w:left w:type="dxa" w:w="100"/>
-              <w:bottom w:type="dxa" w:w="60"/>
-              <w:right w:type="dxa" w:w="100"/>
-            </w:tcMar>
-          </w:tcPr>
-          <w:p>
-            <w:pPr>
-              <w:spacing w:after="40" w:before="40"/>
-            </w:pPr>
-            <w:r>
-              <w:t xml:space="preserve">Quem mantém</w:t>
-            </w:r>
-          </w:p>
-        </w:tc>
-        <w:tc>
-          <w:tcPr>
-            <w:tcW w:type="dxa" w:w="4376"/>
-            <w:tcMar>
-              <w:top w:type="dxa" w:w="60"/>
-              <w:left w:type="dxa" w:w="100"/>
-              <w:bottom w:type="dxa" w:w="60"/>
-              <w:right w:type="dxa" w:w="100"/>
-            </w:tcMar>
-          </w:tcPr>
-          <w:p>
-            <w:pPr>
-              <w:spacing w:after="40" w:before="40"/>
-            </w:pPr>
-            <w:r>
-              <w:t xml:space="preserve">Integração com a API do CNN: endpoints, campos, autenticação, paginação</w:t>
+              <w:t xml:space="preserve">liberacao.md</w:t>
+            </w:r>
+          </w:p>
+        </w:tc>
+        <w:tc>
+          <w:tcPr>
+            <w:tcW w:type="dxa" w:w="2345"/>
+            <w:tcMar>
+              <w:top w:type="dxa" w:w="60"/>
+              <w:left w:type="dxa" w:w="100"/>
+              <w:bottom w:type="dxa" w:w="60"/>
+              <w:right w:type="dxa" w:w="100"/>
+            </w:tcMar>
+          </w:tcPr>
+          <w:p>
+            <w:pPr>
+              <w:spacing w:after="40" w:before="40"/>
+            </w:pPr>
+            <w:r>
+              <w:t xml:space="preserve">Quem mantém ou opera</w:t>
+            </w:r>
+          </w:p>
+        </w:tc>
+        <w:tc>
+          <w:tcPr>
+            <w:tcW w:type="dxa" w:w="4226"/>
+            <w:tcMar>
+              <w:top w:type="dxa" w:w="60"/>
+              <w:left w:type="dxa" w:w="100"/>
+              <w:bottom w:type="dxa" w:w="60"/>
+              <w:right w:type="dxa" w:w="100"/>
+            </w:tcMar>
+          </w:tcPr>
+          <w:p>
+            <w:pPr>
+              <w:spacing w:after="40" w:before="40"/>
+            </w:pPr>
+            <w:r>
+              <w:t xml:space="preserve">Workflow de liberação automática (02:00): libera quem cumpriu o prazo</w:t>
             </w:r>
           </w:p>
         </w:tc>
@@ -1548,7 +1558,7 @@
         </w:trPr>
         <w:tc>
           <w:tcPr>
-            <w:tcW w:type="dxa" w:w="2835"/>
+            <w:tcW w:type="dxa" w:w="3067"/>
             <w:shd w:fill="F6F4FE" w:color="auto" w:val="clear"/>
             <w:tcMar>
               <w:top w:type="dxa" w:w="60"/>
@@ -1565,13 +1575,13 @@
               <w:rPr>
                 <w:color w:val="1C1FC8"/>
               </w:rPr>
-              <w:t xml:space="preserve">banco-de-dados.md</w:t>
-            </w:r>
-          </w:p>
-        </w:tc>
-        <w:tc>
-          <w:tcPr>
-            <w:tcW w:type="dxa" w:w="2428"/>
+              <w:t xml:space="preserve">api-cnn.md</w:t>
+            </w:r>
+          </w:p>
+        </w:tc>
+        <w:tc>
+          <w:tcPr>
+            <w:tcW w:type="dxa" w:w="2345"/>
             <w:shd w:fill="F6F4FE" w:color="auto" w:val="clear"/>
             <w:tcMar>
               <w:top w:type="dxa" w:w="60"/>
@@ -1585,13 +1595,13 @@
               <w:spacing w:after="40" w:before="40"/>
             </w:pPr>
             <w:r>
-              <w:t xml:space="preserve">Quem mantém ou opera</w:t>
-            </w:r>
-          </w:p>
-        </w:tc>
-        <w:tc>
-          <w:tcPr>
-            <w:tcW w:type="dxa" w:w="4376"/>
+              <w:t xml:space="preserve">Quem mantém</w:t>
+            </w:r>
+          </w:p>
+        </w:tc>
+        <w:tc>
+          <w:tcPr>
+            <w:tcW w:type="dxa" w:w="4226"/>
             <w:shd w:fill="F6F4FE" w:color="auto" w:val="clear"/>
             <w:tcMar>
               <w:top w:type="dxa" w:w="60"/>
@@ -1605,7 +1615,7 @@
               <w:spacing w:after="40" w:before="40"/>
             </w:pPr>
             <w:r>
-              <w:t xml:space="preserve">Tabelas, colunas, índices, consultas úteis</w:t>
+              <w:t xml:space="preserve">Integração com a API do CNN: endpoints, campos, autenticação, paginação</w:t>
             </w:r>
           </w:p>
         </w:tc>
@@ -1616,7 +1626,7 @@
         </w:trPr>
         <w:tc>
           <w:tcPr>
-            <w:tcW w:type="dxa" w:w="2835"/>
+            <w:tcW w:type="dxa" w:w="3067"/>
             <w:tcMar>
               <w:top w:type="dxa" w:w="60"/>
               <w:left w:type="dxa" w:w="100"/>
@@ -1632,45 +1642,45 @@
               <w:rPr>
                 <w:color w:val="1C1FC8"/>
               </w:rPr>
-              <w:t xml:space="preserve">script-sql.md</w:t>
-            </w:r>
-          </w:p>
-        </w:tc>
-        <w:tc>
-          <w:tcPr>
-            <w:tcW w:type="dxa" w:w="2428"/>
-            <w:tcMar>
-              <w:top w:type="dxa" w:w="60"/>
-              <w:left w:type="dxa" w:w="100"/>
-              <w:bottom w:type="dxa" w:w="60"/>
-              <w:right w:type="dxa" w:w="100"/>
-            </w:tcMar>
-          </w:tcPr>
-          <w:p>
-            <w:pPr>
-              <w:spacing w:after="40" w:before="40"/>
-            </w:pPr>
-            <w:r>
-              <w:t xml:space="preserve">Quem instala</w:t>
-            </w:r>
-          </w:p>
-        </w:tc>
-        <w:tc>
-          <w:tcPr>
-            <w:tcW w:type="dxa" w:w="4376"/>
-            <w:tcMar>
-              <w:top w:type="dxa" w:w="60"/>
-              <w:left w:type="dxa" w:w="100"/>
-              <w:bottom w:type="dxa" w:w="60"/>
-              <w:right w:type="dxa" w:w="100"/>
-            </w:tcMar>
-          </w:tcPr>
-          <w:p>
-            <w:pPr>
-              <w:spacing w:after="40" w:before="40"/>
-            </w:pPr>
-            <w:r>
-              <w:t xml:space="preserve">Scripts de criação, migração e carga inicial</w:t>
+              <w:t xml:space="preserve">banco-de-dados.md</w:t>
+            </w:r>
+          </w:p>
+        </w:tc>
+        <w:tc>
+          <w:tcPr>
+            <w:tcW w:type="dxa" w:w="2345"/>
+            <w:tcMar>
+              <w:top w:type="dxa" w:w="60"/>
+              <w:left w:type="dxa" w:w="100"/>
+              <w:bottom w:type="dxa" w:w="60"/>
+              <w:right w:type="dxa" w:w="100"/>
+            </w:tcMar>
+          </w:tcPr>
+          <w:p>
+            <w:pPr>
+              <w:spacing w:after="40" w:before="40"/>
+            </w:pPr>
+            <w:r>
+              <w:t xml:space="preserve">Quem mantém ou opera</w:t>
+            </w:r>
+          </w:p>
+        </w:tc>
+        <w:tc>
+          <w:tcPr>
+            <w:tcW w:type="dxa" w:w="4226"/>
+            <w:tcMar>
+              <w:top w:type="dxa" w:w="60"/>
+              <w:left w:type="dxa" w:w="100"/>
+              <w:bottom w:type="dxa" w:w="60"/>
+              <w:right w:type="dxa" w:w="100"/>
+            </w:tcMar>
+          </w:tcPr>
+          <w:p>
+            <w:pPr>
+              <w:spacing w:after="40" w:before="40"/>
+            </w:pPr>
+            <w:r>
+              <w:t xml:space="preserve">Tabelas, colunas, índices, consultas úteis</w:t>
             </w:r>
           </w:p>
         </w:tc>
@@ -1681,7 +1691,7 @@
         </w:trPr>
         <w:tc>
           <w:tcPr>
-            <w:tcW w:type="dxa" w:w="2835"/>
+            <w:tcW w:type="dxa" w:w="3067"/>
             <w:shd w:fill="F6F4FE" w:color="auto" w:val="clear"/>
             <w:tcMar>
               <w:top w:type="dxa" w:w="60"/>
@@ -1698,13 +1708,13 @@
               <w:rPr>
                 <w:color w:val="1C1FC8"/>
               </w:rPr>
-              <w:t xml:space="preserve">operacao.md</w:t>
-            </w:r>
-          </w:p>
-        </w:tc>
-        <w:tc>
-          <w:tcPr>
-            <w:tcW w:type="dxa" w:w="2428"/>
+              <w:t xml:space="preserve">script-sql.md</w:t>
+            </w:r>
+          </w:p>
+        </w:tc>
+        <w:tc>
+          <w:tcPr>
+            <w:tcW w:type="dxa" w:w="2345"/>
             <w:shd w:fill="F6F4FE" w:color="auto" w:val="clear"/>
             <w:tcMar>
               <w:top w:type="dxa" w:w="60"/>
@@ -1718,13 +1728,13 @@
               <w:spacing w:after="40" w:before="40"/>
             </w:pPr>
             <w:r>
-              <w:t xml:space="preserve">Quem opera</w:t>
-            </w:r>
-          </w:p>
-        </w:tc>
-        <w:tc>
-          <w:tcPr>
-            <w:tcW w:type="dxa" w:w="4376"/>
+              <w:t xml:space="preserve">Quem instala</w:t>
+            </w:r>
+          </w:p>
+        </w:tc>
+        <w:tc>
+          <w:tcPr>
+            <w:tcW w:type="dxa" w:w="4226"/>
             <w:shd w:fill="F6F4FE" w:color="auto" w:val="clear"/>
             <w:tcMar>
               <w:top w:type="dxa" w:w="60"/>
@@ -1738,7 +1748,7 @@
               <w:spacing w:after="40" w:before="40"/>
             </w:pPr>
             <w:r>
-              <w:t xml:space="preserve">Instalação, corte da liberação automática, rotina, usuários, deploy e problemas conhecidos</w:t>
+              <w:t xml:space="preserve">Scripts de criação, migração e carga inicial</w:t>
             </w:r>
           </w:p>
         </w:tc>
@@ -1749,7 +1759,7 @@
         </w:trPr>
         <w:tc>
           <w:tcPr>
-            <w:tcW w:type="dxa" w:w="2835"/>
+            <w:tcW w:type="dxa" w:w="3067"/>
             <w:tcMar>
               <w:top w:type="dxa" w:w="60"/>
               <w:left w:type="dxa" w:w="100"/>
@@ -1765,45 +1775,45 @@
               <w:rPr>
                 <w:color w:val="1C1FC8"/>
               </w:rPr>
-              <w:t xml:space="preserve">seguranca.md</w:t>
-            </w:r>
-          </w:p>
-        </w:tc>
-        <w:tc>
-          <w:tcPr>
-            <w:tcW w:type="dxa" w:w="2428"/>
-            <w:tcMar>
-              <w:top w:type="dxa" w:w="60"/>
-              <w:left w:type="dxa" w:w="100"/>
-              <w:bottom w:type="dxa" w:w="60"/>
-              <w:right w:type="dxa" w:w="100"/>
-            </w:tcMar>
-          </w:tcPr>
-          <w:p>
-            <w:pPr>
-              <w:spacing w:after="40" w:before="40"/>
-            </w:pPr>
-            <w:r>
-              <w:t xml:space="preserve">Quem mantém, opera ou audita</w:t>
-            </w:r>
-          </w:p>
-        </w:tc>
-        <w:tc>
-          <w:tcPr>
-            <w:tcW w:type="dxa" w:w="4376"/>
-            <w:tcMar>
-              <w:top w:type="dxa" w:w="60"/>
-              <w:left w:type="dxa" w:w="100"/>
-              <w:bottom w:type="dxa" w:w="60"/>
-              <w:right w:type="dxa" w:w="100"/>
-            </w:tcMar>
-          </w:tcPr>
-          <w:p>
-            <w:pPr>
-              <w:spacing w:after="40" w:before="40"/>
-            </w:pPr>
-            <w:r>
-              <w:t xml:space="preserve">Camadas de proteção, login e perfis, onde fica cada segredo, como criar e trocar chaves, como testar, riscos e quem tem acesso a quê</w:t>
+              <w:t xml:space="preserve">operacao.md</w:t>
+            </w:r>
+          </w:p>
+        </w:tc>
+        <w:tc>
+          <w:tcPr>
+            <w:tcW w:type="dxa" w:w="2345"/>
+            <w:tcMar>
+              <w:top w:type="dxa" w:w="60"/>
+              <w:left w:type="dxa" w:w="100"/>
+              <w:bottom w:type="dxa" w:w="60"/>
+              <w:right w:type="dxa" w:w="100"/>
+            </w:tcMar>
+          </w:tcPr>
+          <w:p>
+            <w:pPr>
+              <w:spacing w:after="40" w:before="40"/>
+            </w:pPr>
+            <w:r>
+              <w:t xml:space="preserve">Quem opera</w:t>
+            </w:r>
+          </w:p>
+        </w:tc>
+        <w:tc>
+          <w:tcPr>
+            <w:tcW w:type="dxa" w:w="4226"/>
+            <w:tcMar>
+              <w:top w:type="dxa" w:w="60"/>
+              <w:left w:type="dxa" w:w="100"/>
+              <w:bottom w:type="dxa" w:w="60"/>
+              <w:right w:type="dxa" w:w="100"/>
+            </w:tcMar>
+          </w:tcPr>
+          <w:p>
+            <w:pPr>
+              <w:spacing w:after="40" w:before="40"/>
+            </w:pPr>
+            <w:r>
+              <w:t xml:space="preserve">Instalação, corte da liberação automática, rotina, usuários, deploy e problemas conhecidos</w:t>
             </w:r>
           </w:p>
         </w:tc>
@@ -1814,7 +1824,7 @@
         </w:trPr>
         <w:tc>
           <w:tcPr>
-            <w:tcW w:type="dxa" w:w="2835"/>
+            <w:tcW w:type="dxa" w:w="3067"/>
             <w:shd w:fill="F6F4FE" w:color="auto" w:val="clear"/>
             <w:tcMar>
               <w:top w:type="dxa" w:w="60"/>
@@ -1831,14 +1841,80 @@
               <w:rPr>
                 <w:color w:val="1C1FC8"/>
               </w:rPr>
+              <w:t xml:space="preserve">seguranca.md</w:t>
+            </w:r>
+          </w:p>
+        </w:tc>
+        <w:tc>
+          <w:tcPr>
+            <w:tcW w:type="dxa" w:w="2345"/>
+            <w:shd w:fill="F6F4FE" w:color="auto" w:val="clear"/>
+            <w:tcMar>
+              <w:top w:type="dxa" w:w="60"/>
+              <w:left w:type="dxa" w:w="100"/>
+              <w:bottom w:type="dxa" w:w="60"/>
+              <w:right w:type="dxa" w:w="100"/>
+            </w:tcMar>
+          </w:tcPr>
+          <w:p>
+            <w:pPr>
+              <w:spacing w:after="40" w:before="40"/>
+            </w:pPr>
+            <w:r>
+              <w:t xml:space="preserve">Quem mantém, opera ou audita</w:t>
+            </w:r>
+          </w:p>
+        </w:tc>
+        <w:tc>
+          <w:tcPr>
+            <w:tcW w:type="dxa" w:w="4226"/>
+            <w:shd w:fill="F6F4FE" w:color="auto" w:val="clear"/>
+            <w:tcMar>
+              <w:top w:type="dxa" w:w="60"/>
+              <w:left w:type="dxa" w:w="100"/>
+              <w:bottom w:type="dxa" w:w="60"/>
+              <w:right w:type="dxa" w:w="100"/>
+            </w:tcMar>
+          </w:tcPr>
+          <w:p>
+            <w:pPr>
+              <w:spacing w:after="40" w:before="40"/>
+            </w:pPr>
+            <w:r>
+              <w:t xml:space="preserve">Camadas de proteção, login e perfis, onde fica cada segredo, como criar e trocar chaves, como testar, riscos e quem tem acesso a quê</w:t>
+            </w:r>
+          </w:p>
+        </w:tc>
+      </w:tr>
+      <w:tr>
+        <w:trPr>
+          <w:cantSplit/>
+        </w:trPr>
+        <w:tc>
+          <w:tcPr>
+            <w:tcW w:type="dxa" w:w="3067"/>
+            <w:tcMar>
+              <w:top w:type="dxa" w:w="60"/>
+              <w:left w:type="dxa" w:w="100"/>
+              <w:bottom w:type="dxa" w:w="60"/>
+              <w:right w:type="dxa" w:w="100"/>
+            </w:tcMar>
+          </w:tcPr>
+          <w:p>
+            <w:pPr>
+              <w:spacing w:after="40" w:before="40"/>
+            </w:pPr>
+            <w:r>
+              <w:rPr>
+                <w:color w:val="1C1FC8"/>
+              </w:rPr>
               <w:t xml:space="preserve">../CHANGELOG.md</w:t>
             </w:r>
           </w:p>
         </w:tc>
         <w:tc>
           <w:tcPr>
-            <w:tcW w:type="dxa" w:w="2428"/>
-            <w:shd w:fill="F6F4FE" w:color="auto" w:val="clear"/>
+            <w:tcW w:type="dxa" w:w="2345"/>
             <w:tcMar>
               <w:top w:type="dxa" w:w="60"/>
               <w:left w:type="dxa" w:w="100"/>
@@ -1857,8 +1933,7 @@
         </w:tc>
         <w:tc>
           <w:tcPr>
-            <w:tcW w:type="dxa" w:w="4376"/>
-            <w:shd w:fill="F6F4FE" w:color="auto" w:val="clear"/>
+            <w:tcW w:type="dxa" w:w="4226"/>
             <w:tcMar>
               <w:top w:type="dxa" w:w="60"/>
               <w:left w:type="dxa" w:w="100"/>
@@ -1990,11 +2065,11 @@
       <w:pPr>
         <w:pStyle w:val="Heading2"/>
       </w:pPr>
-      <w:bookmarkStart w:name="_Toc44" w:id="44"/>
+      <w:bookmarkStart w:name="_Toc47" w:id="47"/>
       <w:r>
         <w:t xml:space="preserve">Mapa do repositório</w:t>
       </w:r>
-      <w:bookmarkEnd w:id="44"/>
+      <w:bookmarkEnd w:id="47"/>
     </w:p>
     <w:tbl>
       <w:tblPr>

--- a/docs/word/04 - Índice.docx
+++ b/docs/word/04 - Índice.docx
@@ -1148,7 +1148,7 @@
               <w:spacing w:after="40" w:before="40"/>
             </w:pPr>
             <w:r>
-              <w:t xml:space="preserve">O painel: telas, situações do paciente, liberar e bloquear, login</w:t>
+              <w:t xml:space="preserve">O painel: telas (inclusive o Dashboard), situações do paciente, liberar e bloquear, carregamento nas ações, login</w:t>
             </w:r>
           </w:p>
         </w:tc>

--- a/docs/word/04 - Índice.docx
+++ b/docs/word/04 - Índice.docx
@@ -92,7 +92,7 @@
           <w:sz w:val="22"/>
           <w:szCs w:val="22"/>
         </w:rPr>
-        <w:t xml:space="preserve">Atualizado em 23 de outubro de 2026</w:t>
+        <w:t xml:space="preserve">Atualizado em 28 de outubro de 2026</w:t>
       </w:r>
     </w:p>
     <w:p>
@@ -118,11 +118,11 @@
       <w:pPr>
         <w:pStyle w:val="Heading1"/>
       </w:pPr>
-      <w:bookmarkStart w:name="_Toc42" w:id="42"/>
+      <w:bookmarkStart w:name="_Toc44" w:id="44"/>
       <w:r>
         <w:t xml:space="preserve">Sumário</w:t>
       </w:r>
-      <w:bookmarkEnd w:id="42"/>
+      <w:bookmarkEnd w:id="44"/>
     </w:p>
     <w:p>
       <w:r>
@@ -153,7 +153,7 @@
             <w:instrText xml:space="preserve">TOC \h \o "1-2"</w:instrText>
             <w:fldChar w:fldCharType="separate"/>
           </w:r>
-          <w:hyperlink w:history="1" w:anchor="_Toc42">
+          <w:hyperlink w:history="1" w:anchor="_Toc44">
             <w:r>
               <w:t xml:space="preserve">Sumário</w:t>
             </w:r>
@@ -162,7 +162,7 @@
             </w:r>
             <w:r>
               <w:fldChar w:fldCharType="begin" w:dirty="true"/>
-              <w:instrText xml:space="preserve">PAGEREF _Toc42 \h</w:instrText>
+              <w:instrText xml:space="preserve">PAGEREF _Toc44 \h</w:instrText>
               <w:fldChar w:fldCharType="separate"/>
               <w:fldChar w:fldCharType="end"/>
             </w:r>
@@ -175,55 +175,9 @@
               <w:tab w:val="right" w:pos="9638" w:leader="dot"/>
             </w:tabs>
           </w:pPr>
-          <w:hyperlink w:history="1" w:anchor="_Toc43">
+          <w:hyperlink w:history="1" w:anchor="_Toc45">
             <w:r>
               <w:t xml:space="preserve">Índice e mapa da documentação</w:t>
-            </w:r>
-            <w:r>
-              <w:tab/>
-            </w:r>
-            <w:r>
-              <w:fldChar w:fldCharType="begin" w:dirty="true"/>
-              <w:instrText xml:space="preserve">PAGEREF _Toc43 \h</w:instrText>
-              <w:fldChar w:fldCharType="separate"/>
-              <w:fldChar w:fldCharType="end"/>
-            </w:r>
-          </w:hyperlink>
-        </w:p>
-        <w:p>
-          <w:pPr>
-            <w:pStyle w:val="TOC2"/>
-            <w:tabs>
-              <w:tab w:val="right" w:pos="9638" w:leader="dot"/>
-            </w:tabs>
-            <w:ind w:left="220"/>
-          </w:pPr>
-          <w:hyperlink w:history="1" w:anchor="_Toc44">
-            <w:r>
-              <w:t xml:space="preserve">Em um minuto</w:t>
-            </w:r>
-            <w:r>
-              <w:tab/>
-            </w:r>
-            <w:r>
-              <w:fldChar w:fldCharType="begin" w:dirty="true"/>
-              <w:instrText xml:space="preserve">PAGEREF _Toc44 \h</w:instrText>
-              <w:fldChar w:fldCharType="separate"/>
-              <w:fldChar w:fldCharType="end"/>
-            </w:r>
-          </w:hyperlink>
-        </w:p>
-        <w:p>
-          <w:pPr>
-            <w:pStyle w:val="TOC2"/>
-            <w:tabs>
-              <w:tab w:val="right" w:pos="9638" w:leader="dot"/>
-            </w:tabs>
-            <w:ind w:left="220"/>
-          </w:pPr>
-          <w:hyperlink w:history="1" w:anchor="_Toc45">
-            <w:r>
-              <w:t xml:space="preserve">Fluxograma geral</w:t>
             </w:r>
             <w:r>
               <w:tab/>
@@ -246,7 +200,7 @@
           </w:pPr>
           <w:hyperlink w:history="1" w:anchor="_Toc46">
             <w:r>
-              <w:t xml:space="preserve">Documentos</w:t>
+              <w:t xml:space="preserve">Em um minuto</w:t>
             </w:r>
             <w:r>
               <w:tab/>
@@ -269,7 +223,7 @@
           </w:pPr>
           <w:hyperlink w:history="1" w:anchor="_Toc47">
             <w:r>
-              <w:t xml:space="preserve">Mapa do repositório</w:t>
+              <w:t xml:space="preserve">Fluxograma geral</w:t>
             </w:r>
             <w:r>
               <w:tab/>
@@ -277,6 +231,52 @@
             <w:r>
               <w:fldChar w:fldCharType="begin" w:dirty="true"/>
               <w:instrText xml:space="preserve">PAGEREF _Toc47 \h</w:instrText>
+              <w:fldChar w:fldCharType="separate"/>
+              <w:fldChar w:fldCharType="end"/>
+            </w:r>
+          </w:hyperlink>
+        </w:p>
+        <w:p>
+          <w:pPr>
+            <w:pStyle w:val="TOC2"/>
+            <w:tabs>
+              <w:tab w:val="right" w:pos="9638" w:leader="dot"/>
+            </w:tabs>
+            <w:ind w:left="220"/>
+          </w:pPr>
+          <w:hyperlink w:history="1" w:anchor="_Toc48">
+            <w:r>
+              <w:t xml:space="preserve">Documentos</w:t>
+            </w:r>
+            <w:r>
+              <w:tab/>
+            </w:r>
+            <w:r>
+              <w:fldChar w:fldCharType="begin" w:dirty="true"/>
+              <w:instrText xml:space="preserve">PAGEREF _Toc48 \h</w:instrText>
+              <w:fldChar w:fldCharType="separate"/>
+              <w:fldChar w:fldCharType="end"/>
+            </w:r>
+          </w:hyperlink>
+        </w:p>
+        <w:p>
+          <w:pPr>
+            <w:pStyle w:val="TOC2"/>
+            <w:tabs>
+              <w:tab w:val="right" w:pos="9638" w:leader="dot"/>
+            </w:tabs>
+            <w:ind w:left="220"/>
+          </w:pPr>
+          <w:hyperlink w:history="1" w:anchor="_Toc49">
+            <w:r>
+              <w:t xml:space="preserve">Mapa do repositório</w:t>
+            </w:r>
+            <w:r>
+              <w:tab/>
+            </w:r>
+            <w:r>
+              <w:fldChar w:fldCharType="begin" w:dirty="true"/>
+              <w:instrText xml:space="preserve">PAGEREF _Toc49 \h</w:instrText>
               <w:fldChar w:fldCharType="separate"/>
               <w:fldChar w:fldCharType="end"/>
             </w:r>
@@ -294,21 +294,21 @@
         <w:pStyle w:val="Heading1"/>
         <w:pageBreakBefore/>
       </w:pPr>
-      <w:bookmarkStart w:name="_Toc43" w:id="43"/>
+      <w:bookmarkStart w:name="_Toc45" w:id="45"/>
       <w:r>
         <w:t xml:space="preserve">Índice e mapa da documentação</w:t>
       </w:r>
-      <w:bookmarkEnd w:id="43"/>
+      <w:bookmarkEnd w:id="45"/>
     </w:p>
     <w:p>
       <w:pPr>
         <w:pStyle w:val="Heading2"/>
       </w:pPr>
-      <w:bookmarkStart w:name="_Toc44" w:id="44"/>
+      <w:bookmarkStart w:name="_Toc46" w:id="46"/>
       <w:r>
         <w:t xml:space="preserve">Em um minuto</w:t>
       </w:r>
-      <w:bookmarkEnd w:id="44"/>
+      <w:bookmarkEnd w:id="46"/>
     </w:p>
     <w:p>
       <w:pPr>
@@ -480,6 +480,35 @@
           <w:b/>
           <w:bCs/>
         </w:rPr>
+        <w:t xml:space="preserve">Unidades:</w:t>
+      </w:r>
+      <w:r>
+        <w:t xml:space="preserve"> Clínica Escola Zarns Salvador e Pouso Alegre. Cada uma com os seus dados; o Admin vê todas e troca uma por vez, Leitor e Editor veem as marcadas no cadastro. Quem tem mais de uma escolhe ao entrar (ver </w:t>
+      </w:r>
+      <w:r>
+        <w:rPr>
+          <w:color w:val="1C1FC8"/>
+        </w:rPr>
+        <w:t xml:space="preserve">unidades.md</w:t>
+      </w:r>
+      <w:r>
+        <w:t xml:space="preserve">).</w:t>
+      </w:r>
+    </w:p>
+    <w:p>
+      <w:pPr>
+        <w:pStyle w:val="ListParagraph"/>
+        <w:numPr>
+          <w:ilvl w:val="0"/>
+          <w:numId w:val="2"/>
+        </w:numPr>
+        <w:spacing w:after="60"/>
+      </w:pPr>
+      <w:r>
+        <w:rPr>
+          <w:b/>
+          <w:bCs/>
+        </w:rPr>
         <w:t xml:space="preserve">Usuários:</w:t>
       </w:r>
       <w:r>
@@ -620,11 +649,11 @@
       <w:pPr>
         <w:pStyle w:val="Heading2"/>
       </w:pPr>
-      <w:bookmarkStart w:name="_Toc45" w:id="45"/>
+      <w:bookmarkStart w:name="_Toc47" w:id="47"/>
       <w:r>
         <w:t xml:space="preserve">Fluxograma geral</w:t>
       </w:r>
-      <w:bookmarkEnd w:id="45"/>
+      <w:bookmarkEnd w:id="47"/>
     </w:p>
     <w:p>
       <w:pPr>
@@ -676,11 +705,11 @@
       <w:pPr>
         <w:pStyle w:val="Heading2"/>
       </w:pPr>
-      <w:bookmarkStart w:name="_Toc46" w:id="46"/>
+      <w:bookmarkStart w:name="_Toc48" w:id="48"/>
       <w:r>
         <w:t xml:space="preserve">Documentos</w:t>
       </w:r>
-      <w:bookmarkEnd w:id="46"/>
+      <w:bookmarkEnd w:id="48"/>
     </w:p>
     <w:p>
       <w:pPr>
@@ -1015,7 +1044,7 @@
               <w:spacing w:after="40" w:before="40"/>
             </w:pPr>
             <w:r>
-              <w:t xml:space="preserve">As regras de negócio (R1 a R85): faltas, ciclo, prazos, bloqueio, liberação, auditoria, usuários, LGPD, desempenho</w:t>
+              <w:t xml:space="preserve">As regras de negócio (R1 a R95): faltas, ciclo, prazos, bloqueio, liberação, auditoria, usuários, LGPD, desempenho, unidades</w:t>
             </w:r>
           </w:p>
         </w:tc>
@@ -1043,7 +1072,7 @@
               <w:rPr>
                 <w:color w:val="1C1FC8"/>
               </w:rPr>
-              <w:t xml:space="preserve">arquitetura.md</w:t>
+              <w:t xml:space="preserve">unidades.md</w:t>
             </w:r>
           </w:p>
         </w:tc>
@@ -1063,7 +1092,7 @@
               <w:spacing w:after="40" w:before="40"/>
             </w:pPr>
             <w:r>
-              <w:t xml:space="preserve">Quem mantém</w:t>
+              <w:t xml:space="preserve">Todos</w:t>
             </w:r>
           </w:p>
         </w:tc>
@@ -1083,7 +1112,7 @@
               <w:spacing w:after="40" w:before="40"/>
             </w:pPr>
             <w:r>
-              <w:t xml:space="preserve">Peças, ligações, rotas, sequências, segurança, configuração e deploy</w:t>
+              <w:t xml:space="preserve">As unidades (Salvador e Pouso Alegre): escolha ao entrar, quem acessa o quê, CID nas Variables do n8n, como incluir uma unidade, implantação</w:t>
             </w:r>
           </w:p>
         </w:tc>
@@ -1110,7 +1139,7 @@
               <w:rPr>
                 <w:color w:val="1C1FC8"/>
               </w:rPr>
-              <w:t xml:space="preserve">front-end.md</w:t>
+              <w:t xml:space="preserve">arquitetura.md</w:t>
             </w:r>
           </w:p>
         </w:tc>
@@ -1129,7 +1158,7 @@
               <w:spacing w:after="40" w:before="40"/>
             </w:pPr>
             <w:r>
-              <w:t xml:space="preserve">Quem opera e quem mantém</w:t>
+              <w:t xml:space="preserve">Quem mantém</w:t>
             </w:r>
           </w:p>
         </w:tc>
@@ -1148,7 +1177,7 @@
               <w:spacing w:after="40" w:before="40"/>
             </w:pPr>
             <w:r>
-              <w:t xml:space="preserve">O painel: telas (inclusive o Dashboard), situações do paciente, liberar e bloquear, carregamento nas ações, login</w:t>
+              <w:t xml:space="preserve">Peças, ligações, rotas, sequências, segurança, configuração e deploy</w:t>
             </w:r>
           </w:p>
         </w:tc>
@@ -1176,7 +1205,7 @@
               <w:rPr>
                 <w:color w:val="1C1FC8"/>
               </w:rPr>
-              <w:t xml:space="preserve">bloqueio.md</w:t>
+              <w:t xml:space="preserve">front-end.md</w:t>
             </w:r>
           </w:p>
         </w:tc>
@@ -1196,7 +1225,7 @@
               <w:spacing w:after="40" w:before="40"/>
             </w:pPr>
             <w:r>
-              <w:t xml:space="preserve">Quem mantém ou opera</w:t>
+              <w:t xml:space="preserve">Quem opera e quem mantém</w:t>
             </w:r>
           </w:p>
         </w:tc>
@@ -1216,7 +1245,7 @@
               <w:spacing w:after="40" w:before="40"/>
             </w:pPr>
             <w:r>
-              <w:t xml:space="preserve">Workflow de bloqueio (01:00), nó a nó</w:t>
+              <w:t xml:space="preserve">O painel: telas (inclusive o Dashboard), situações do paciente, liberar e bloquear, carregamento nas ações, login</w:t>
             </w:r>
           </w:p>
         </w:tc>
@@ -1243,7 +1272,7 @@
               <w:rPr>
                 <w:color w:val="1C1FC8"/>
               </w:rPr>
-              <w:t xml:space="preserve">fluxos/leitura.md</w:t>
+              <w:t xml:space="preserve">bloqueio.md</w:t>
             </w:r>
           </w:p>
         </w:tc>
@@ -1262,7 +1291,7 @@
               <w:spacing w:after="40" w:before="40"/>
             </w:pPr>
             <w:r>
-              <w:t xml:space="preserve">Quem mantém</w:t>
+              <w:t xml:space="preserve">Quem mantém ou opera</w:t>
             </w:r>
           </w:p>
         </w:tc>
@@ -1281,7 +1310,7 @@
               <w:spacing w:after="40" w:before="40"/>
             </w:pPr>
             <w:r>
-              <w:t xml:space="preserve">Workflow CNN Painel - Leitura (consultas do painel)</w:t>
+              <w:t xml:space="preserve">Workflow de bloqueio (01:00), nó a nó</w:t>
             </w:r>
           </w:p>
         </w:tc>
@@ -1309,7 +1338,7 @@
               <w:rPr>
                 <w:color w:val="1C1FC8"/>
               </w:rPr>
-              <w:t xml:space="preserve">fluxos/acoes.md</w:t>
+              <w:t xml:space="preserve">fluxos/leitura.md</w:t>
             </w:r>
           </w:p>
         </w:tc>
@@ -1349,7 +1378,7 @@
               <w:spacing w:after="40" w:before="40"/>
             </w:pPr>
             <w:r>
-              <w:t xml:space="preserve">Workflow CNN Painel - Ações (liberar e bloquear pelo painel)</w:t>
+              <w:t xml:space="preserve">Workflow CNN Painel - Leitura (consultas do painel)</w:t>
             </w:r>
           </w:p>
         </w:tc>
@@ -1376,7 +1405,7 @@
               <w:rPr>
                 <w:color w:val="1C1FC8"/>
               </w:rPr>
-              <w:t xml:space="preserve">fluxos/usuarios.md</w:t>
+              <w:t xml:space="preserve">fluxos/acoes.md</w:t>
             </w:r>
           </w:p>
         </w:tc>
@@ -1414,7 +1443,7 @@
               <w:spacing w:after="40" w:before="40"/>
             </w:pPr>
             <w:r>
-              <w:t xml:space="preserve">Workflow CNN Painel - Usuários (login, perfis, gestão de usuários)</w:t>
+              <w:t xml:space="preserve">Workflow CNN Painel - Ações (liberar e bloquear pelo painel)</w:t>
             </w:r>
           </w:p>
         </w:tc>
@@ -1442,7 +1471,7 @@
               <w:rPr>
                 <w:color w:val="1C1FC8"/>
               </w:rPr>
-              <w:t xml:space="preserve">fluxos/solicitacoes.md</w:t>
+              <w:t xml:space="preserve">fluxos/usuarios.md</w:t>
             </w:r>
           </w:p>
         </w:tc>
@@ -1462,7 +1491,7 @@
               <w:spacing w:after="40" w:before="40"/>
             </w:pPr>
             <w:r>
-              <w:t xml:space="preserve">Quem mantém ou opera</w:t>
+              <w:t xml:space="preserve">Quem mantém</w:t>
             </w:r>
           </w:p>
         </w:tc>
@@ -1482,7 +1511,7 @@
               <w:spacing w:after="40" w:before="40"/>
             </w:pPr>
             <w:r>
-              <w:t xml:space="preserve">Workflow CNN Painel - Solicitações (pedidos de desbloqueio: quem pode pedir, aprovar, liberar)</w:t>
+              <w:t xml:space="preserve">Workflow CNN Painel - Usuários (login, perfis, gestão de usuários)</w:t>
             </w:r>
           </w:p>
         </w:tc>
@@ -1509,7 +1538,7 @@
               <w:rPr>
                 <w:color w:val="1C1FC8"/>
               </w:rPr>
-              <w:t xml:space="preserve">liberacao.md</w:t>
+              <w:t xml:space="preserve">fluxos/solicitacoes.md</w:t>
             </w:r>
           </w:p>
         </w:tc>
@@ -1547,7 +1576,7 @@
               <w:spacing w:after="40" w:before="40"/>
             </w:pPr>
             <w:r>
-              <w:t xml:space="preserve">Workflow de liberação automática (02:00): libera quem cumpriu o prazo</w:t>
+              <w:t xml:space="preserve">Workflow CNN Painel - Solicitações (pedidos de desbloqueio: quem pode pedir, aprovar, liberar)</w:t>
             </w:r>
           </w:p>
         </w:tc>
@@ -1575,7 +1604,7 @@
               <w:rPr>
                 <w:color w:val="1C1FC8"/>
               </w:rPr>
-              <w:t xml:space="preserve">api-cnn.md</w:t>
+              <w:t xml:space="preserve">liberacao.md</w:t>
             </w:r>
           </w:p>
         </w:tc>
@@ -1595,7 +1624,7 @@
               <w:spacing w:after="40" w:before="40"/>
             </w:pPr>
             <w:r>
-              <w:t xml:space="preserve">Quem mantém</w:t>
+              <w:t xml:space="preserve">Quem mantém ou opera</w:t>
             </w:r>
           </w:p>
         </w:tc>
@@ -1615,7 +1644,7 @@
               <w:spacing w:after="40" w:before="40"/>
             </w:pPr>
             <w:r>
-              <w:t xml:space="preserve">Integração com a API do CNN: endpoints, campos, autenticação, paginação</w:t>
+              <w:t xml:space="preserve">Workflow de liberação automática (02:00): libera quem cumpriu o prazo</w:t>
             </w:r>
           </w:p>
         </w:tc>
@@ -1642,7 +1671,7 @@
               <w:rPr>
                 <w:color w:val="1C1FC8"/>
               </w:rPr>
-              <w:t xml:space="preserve">banco-de-dados.md</w:t>
+              <w:t xml:space="preserve">api-cnn.md</w:t>
             </w:r>
           </w:p>
         </w:tc>
@@ -1661,7 +1690,7 @@
               <w:spacing w:after="40" w:before="40"/>
             </w:pPr>
             <w:r>
-              <w:t xml:space="preserve">Quem mantém ou opera</w:t>
+              <w:t xml:space="preserve">Quem mantém</w:t>
             </w:r>
           </w:p>
         </w:tc>
@@ -1680,7 +1709,7 @@
               <w:spacing w:after="40" w:before="40"/>
             </w:pPr>
             <w:r>
-              <w:t xml:space="preserve">Tabelas, colunas, índices, consultas úteis</w:t>
+              <w:t xml:space="preserve">Integração com a API do CNN: endpoints, campos, autenticação, paginação</w:t>
             </w:r>
           </w:p>
         </w:tc>
@@ -1708,7 +1737,7 @@
               <w:rPr>
                 <w:color w:val="1C1FC8"/>
               </w:rPr>
-              <w:t xml:space="preserve">script-sql.md</w:t>
+              <w:t xml:space="preserve">banco-de-dados.md</w:t>
             </w:r>
           </w:p>
         </w:tc>
@@ -1728,7 +1757,7 @@
               <w:spacing w:after="40" w:before="40"/>
             </w:pPr>
             <w:r>
-              <w:t xml:space="preserve">Quem instala</w:t>
+              <w:t xml:space="preserve">Quem mantém ou opera</w:t>
             </w:r>
           </w:p>
         </w:tc>
@@ -1748,7 +1777,7 @@
               <w:spacing w:after="40" w:before="40"/>
             </w:pPr>
             <w:r>
-              <w:t xml:space="preserve">Scripts de criação, migração e carga inicial</w:t>
+              <w:t xml:space="preserve">Tabelas, colunas, índices, consultas úteis</w:t>
             </w:r>
           </w:p>
         </w:tc>
@@ -1775,7 +1804,7 @@
               <w:rPr>
                 <w:color w:val="1C1FC8"/>
               </w:rPr>
-              <w:t xml:space="preserve">operacao.md</w:t>
+              <w:t xml:space="preserve">script-sql.md</w:t>
             </w:r>
           </w:p>
         </w:tc>
@@ -1794,7 +1823,7 @@
               <w:spacing w:after="40" w:before="40"/>
             </w:pPr>
             <w:r>
-              <w:t xml:space="preserve">Quem opera</w:t>
+              <w:t xml:space="preserve">Quem instala</w:t>
             </w:r>
           </w:p>
         </w:tc>
@@ -1813,7 +1842,7 @@
               <w:spacing w:after="40" w:before="40"/>
             </w:pPr>
             <w:r>
-              <w:t xml:space="preserve">Instalação, corte da liberação automática, rotina, usuários, deploy e problemas conhecidos</w:t>
+              <w:t xml:space="preserve">Scripts de criação, migração e carga inicial</w:t>
             </w:r>
           </w:p>
         </w:tc>
@@ -1841,7 +1870,7 @@
               <w:rPr>
                 <w:color w:val="1C1FC8"/>
               </w:rPr>
-              <w:t xml:space="preserve">seguranca.md</w:t>
+              <w:t xml:space="preserve">operacao.md</w:t>
             </w:r>
           </w:p>
         </w:tc>
@@ -1861,7 +1890,7 @@
               <w:spacing w:after="40" w:before="40"/>
             </w:pPr>
             <w:r>
-              <w:t xml:space="preserve">Quem mantém, opera ou audita</w:t>
+              <w:t xml:space="preserve">Quem opera</w:t>
             </w:r>
           </w:p>
         </w:tc>
@@ -1881,7 +1910,7 @@
               <w:spacing w:after="40" w:before="40"/>
             </w:pPr>
             <w:r>
-              <w:t xml:space="preserve">Camadas de proteção, login e perfis, onde fica cada segredo, como criar e trocar chaves, como testar, riscos e quem tem acesso a quê</w:t>
+              <w:t xml:space="preserve">Instalação, corte da liberação automática, rotina, usuários, deploy e problemas conhecidos</w:t>
             </w:r>
           </w:p>
         </w:tc>
@@ -1908,6 +1937,72 @@
               <w:rPr>
                 <w:color w:val="1C1FC8"/>
               </w:rPr>
+              <w:t xml:space="preserve">seguranca.md</w:t>
+            </w:r>
+          </w:p>
+        </w:tc>
+        <w:tc>
+          <w:tcPr>
+            <w:tcW w:type="dxa" w:w="2345"/>
+            <w:tcMar>
+              <w:top w:type="dxa" w:w="60"/>
+              <w:left w:type="dxa" w:w="100"/>
+              <w:bottom w:type="dxa" w:w="60"/>
+              <w:right w:type="dxa" w:w="100"/>
+            </w:tcMar>
+          </w:tcPr>
+          <w:p>
+            <w:pPr>
+              <w:spacing w:after="40" w:before="40"/>
+            </w:pPr>
+            <w:r>
+              <w:t xml:space="preserve">Quem mantém, opera ou audita</w:t>
+            </w:r>
+          </w:p>
+        </w:tc>
+        <w:tc>
+          <w:tcPr>
+            <w:tcW w:type="dxa" w:w="4226"/>
+            <w:tcMar>
+              <w:top w:type="dxa" w:w="60"/>
+              <w:left w:type="dxa" w:w="100"/>
+              <w:bottom w:type="dxa" w:w="60"/>
+              <w:right w:type="dxa" w:w="100"/>
+            </w:tcMar>
+          </w:tcPr>
+          <w:p>
+            <w:pPr>
+              <w:spacing w:after="40" w:before="40"/>
+            </w:pPr>
+            <w:r>
+              <w:t xml:space="preserve">Camadas de proteção, login e perfis, onde fica cada segredo, como criar e trocar chaves, como testar, riscos e quem tem acesso a quê</w:t>
+            </w:r>
+          </w:p>
+        </w:tc>
+      </w:tr>
+      <w:tr>
+        <w:trPr>
+          <w:cantSplit/>
+        </w:trPr>
+        <w:tc>
+          <w:tcPr>
+            <w:tcW w:type="dxa" w:w="3067"/>
+            <w:shd w:fill="F6F4FE" w:color="auto" w:val="clear"/>
+            <w:tcMar>
+              <w:top w:type="dxa" w:w="60"/>
+              <w:left w:type="dxa" w:w="100"/>
+              <w:bottom w:type="dxa" w:w="60"/>
+              <w:right w:type="dxa" w:w="100"/>
+            </w:tcMar>
+          </w:tcPr>
+          <w:p>
+            <w:pPr>
+              <w:spacing w:after="40" w:before="40"/>
+            </w:pPr>
+            <w:r>
+              <w:rPr>
+                <w:color w:val="1C1FC8"/>
+              </w:rPr>
               <w:t xml:space="preserve">../CHANGELOG.md</w:t>
             </w:r>
           </w:p>
@@ -1915,6 +2010,7 @@
         <w:tc>
           <w:tcPr>
             <w:tcW w:type="dxa" w:w="2345"/>
+            <w:shd w:fill="F6F4FE" w:color="auto" w:val="clear"/>
             <w:tcMar>
               <w:top w:type="dxa" w:w="60"/>
               <w:left w:type="dxa" w:w="100"/>
@@ -1934,6 +2030,7 @@
         <w:tc>
           <w:tcPr>
             <w:tcW w:type="dxa" w:w="4226"/>
+            <w:shd w:fill="F6F4FE" w:color="auto" w:val="clear"/>
             <w:tcMar>
               <w:top w:type="dxa" w:w="60"/>
               <w:left w:type="dxa" w:w="100"/>
@@ -2065,11 +2162,11 @@
       <w:pPr>
         <w:pStyle w:val="Heading2"/>
       </w:pPr>
-      <w:bookmarkStart w:name="_Toc47" w:id="47"/>
+      <w:bookmarkStart w:name="_Toc49" w:id="49"/>
       <w:r>
         <w:t xml:space="preserve">Mapa do repositório</w:t>
       </w:r>
-      <w:bookmarkEnd w:id="47"/>
+      <w:bookmarkEnd w:id="49"/>
     </w:p>
     <w:tbl>
       <w:tblPr>
@@ -2650,7 +2747,7 @@
               <w:spacing w:after="40" w:before="40"/>
             </w:pPr>
             <w:r>
-              <w:t xml:space="preserve">Os cinco workflows n8n exportados (JSON)</w:t>
+              <w:t xml:space="preserve">Os workflows n8n exportados (JSON): Leitura, Ações, Usuários, Solicitações, Liberação, Bloqueio e o subfluxo Bloqueio por unidade</w:t>
             </w:r>
           </w:p>
         </w:tc>
@@ -2720,6 +2817,19 @@
                 <w:shd w:fill="F1ECFB" w:color="auto" w:val="clear"/>
               </w:rPr>
               <w:t xml:space="preserve">_sql.js</w:t>
+            </w:r>
+            <w:r>
+              <w:t xml:space="preserve">, </w:t>
+            </w:r>
+            <w:r>
+              <w:rPr>
+                <w:rFonts w:ascii="Consolas" w:cs="Consolas" w:eastAsia="Consolas" w:hAnsi="Consolas"/>
+                <w:color w:val="6A1BBF"/>
+                <w:sz w:val="18"/>
+                <w:szCs w:val="18"/>
+                <w:shd w:fill="F1ECFB" w:color="auto" w:val="clear"/>
+              </w:rPr>
+              <w:t xml:space="preserve">_unidade.js</w:t>
             </w:r>
             <w:r>
               <w:t xml:space="preserve"> e </w:t>
